--- a/docs/proposal/ITN-TASCO-2026-001 Cover Letter.docx
+++ b/docs/proposal/ITN-TASCO-2026-001 Cover Letter.docx
@@ -113,7 +113,7 @@
           <w:b w:val="0"/>
           <w:sz w:val="20"/>
         </w:rPr>
-        <w:t>Our proposal answers all four. The platform builds a reliable record for every vehicle and improves it with every interaction. It reaches drivers through the VETC app, Zalo and an AI voice assistant that identifies itself and asks the driver to confirm their licence plate before anything else. It lets the customer confirm and pay in the VETC app in a single step. Throughout, TASCO's core system remains the authority for products, rating and policy issuance. The platform reuses what TASCO and VETC already run, including the core system, the VETC app and wallet, TASCO's app and website at e.baohiemtasco.vn, the Zalo Official Account, Tasco360 and the 1900 1562 contact centre. Drivers are not asked to install anything new. The offer is built on service rather than price: roadside assistance, an e-certificate that can be verified by QR code, timely reminders and a faster start to claims. The platform covers new business as well as renewals, and it works with TASCO's partners rather than competing with them.</w:t>
+        <w:t>Our proposal answers all four. The platform builds a reliable record for every vehicle and improves it with every interaction. It reaches drivers through the VETC app, Zalo and an AI voice assistant that identifies itself and asks the driver to confirm their licence plate before anything else. It lets the customer renew and pay in the VETC app, in three steps where the case allows it. Throughout, TASCO's core system remains the authority for products, rating and policy issuance. The platform reuses what TASCO and VETC already run, including the core system, the VETC app and wallet, TASCO's app and its website e.baohiemtasco.vn, the Zalo Official Account, Tasco360 and the 1900 1562 contact centre. Drivers are not asked to install anything new. The offer is built on service rather than price: roadside assistance, an e-certificate that can be verified by QR code, timely reminders and a faster start to claims. The platform covers new business as well as renewals, and it works with TASCO's partners rather than competing with them.</w:t>
       </w:r>
     </w:p>
     <w:p>
